--- a/info of the projects backend.docx
+++ b/info of the projects backend.docx
@@ -1646,7 +1646,252 @@
         <w:t>So instead of storing "Rice" repeatedly, you store its ID.</w:t>
       </w:r>
     </w:p>
-    <w:p/>
+    <w:p>
+      <w:pPr>
+        <w:rPr>
+          <w:b/>
+          <w:bCs/>
+        </w:rPr>
+      </w:pPr>
+      <w:r>
+        <w:rPr>
+          <w:b/>
+          <w:bCs/>
+        </w:rPr>
+        <w:t>Step 3 — Weather Data API</w:t>
+      </w:r>
+    </w:p>
+    <w:p>
+      <w:r>
+        <w:t xml:space="preserve">Your </w:t>
+      </w:r>
+      <w:proofErr w:type="spellStart"/>
+      <w:r>
+        <w:t>weather_data_table</w:t>
+      </w:r>
+      <w:proofErr w:type="spellEnd"/>
+      <w:r>
+        <w:t xml:space="preserve"> contains:</w:t>
+      </w:r>
+    </w:p>
+    <w:p>
+      <w:proofErr w:type="spellStart"/>
+      <w:r>
+        <w:t>weather_id</w:t>
+      </w:r>
+      <w:proofErr w:type="spellEnd"/>
+    </w:p>
+    <w:p>
+      <w:r>
+        <w:t>location</w:t>
+      </w:r>
+    </w:p>
+    <w:p>
+      <w:r>
+        <w:t>temperature</w:t>
+      </w:r>
+    </w:p>
+    <w:p>
+      <w:r>
+        <w:t>rainfall</w:t>
+      </w:r>
+    </w:p>
+    <w:p>
+      <w:r>
+        <w:t>humidity</w:t>
+      </w:r>
+    </w:p>
+    <w:p>
+      <w:proofErr w:type="spellStart"/>
+      <w:r>
+        <w:t>recorded_date</w:t>
+      </w:r>
+      <w:proofErr w:type="spellEnd"/>
+    </w:p>
+    <w:p>
+      <w:r>
+        <w:t>We'll create two endpoints:</w:t>
+      </w:r>
+    </w:p>
+    <w:p>
+      <w:r>
+        <w:t>POST /weather-data/</w:t>
+      </w:r>
+    </w:p>
+    <w:p>
+      <w:proofErr w:type="gramStart"/>
+      <w:r>
+        <w:t>GET  /</w:t>
+      </w:r>
+      <w:proofErr w:type="gramEnd"/>
+      <w:r>
+        <w:t>weather-data/</w:t>
+      </w:r>
+    </w:p>
+    <w:p>
+      <w:pPr>
+        <w:rPr>
+          <w:b/>
+          <w:bCs/>
+        </w:rPr>
+      </w:pPr>
+      <w:r>
+        <w:rPr>
+          <w:b/>
+          <w:bCs/>
+        </w:rPr>
+        <w:t>What they do</w:t>
+      </w:r>
+    </w:p>
+    <w:p>
+      <w:r>
+        <w:rPr>
+          <w:b/>
+          <w:bCs/>
+        </w:rPr>
+        <w:t>POST</w:t>
+      </w:r>
+      <w:r>
+        <w:t xml:space="preserve"> → save weather information.</w:t>
+      </w:r>
+    </w:p>
+    <w:p>
+      <w:r>
+        <w:t>Example:</w:t>
+      </w:r>
+    </w:p>
+    <w:p>
+      <w:r>
+        <w:t>{</w:t>
+      </w:r>
+    </w:p>
+    <w:p>
+      <w:r>
+        <w:t xml:space="preserve">  "location": "Bidar",</w:t>
+      </w:r>
+    </w:p>
+    <w:p>
+      <w:r>
+        <w:t xml:space="preserve">  "temperature": 28,</w:t>
+      </w:r>
+    </w:p>
+    <w:p>
+      <w:r>
+        <w:t xml:space="preserve">  "rainfall": 120,</w:t>
+      </w:r>
+    </w:p>
+    <w:p>
+      <w:r>
+        <w:lastRenderedPageBreak/>
+        <w:t xml:space="preserve">  "humidity": 65,</w:t>
+      </w:r>
+    </w:p>
+    <w:p>
+      <w:r>
+        <w:t xml:space="preserve">  "</w:t>
+      </w:r>
+      <w:proofErr w:type="spellStart"/>
+      <w:proofErr w:type="gramStart"/>
+      <w:r>
+        <w:t>recorded</w:t>
+      </w:r>
+      <w:proofErr w:type="gramEnd"/>
+      <w:r>
+        <w:t>_date</w:t>
+      </w:r>
+      <w:proofErr w:type="spellEnd"/>
+      <w:r>
+        <w:t>": "2026-10-04"</w:t>
+      </w:r>
+    </w:p>
+    <w:p>
+      <w:r>
+        <w:t>}</w:t>
+      </w:r>
+    </w:p>
+    <w:p>
+      <w:r>
+        <w:rPr>
+          <w:b/>
+          <w:bCs/>
+        </w:rPr>
+        <w:t>GET</w:t>
+      </w:r>
+      <w:r>
+        <w:t xml:space="preserve"> → retrieve saved weather information.</w:t>
+      </w:r>
+    </w:p>
+    <w:p>
+      <w:r>
+        <w:t>Later, this weather data will be important for your ML model:</w:t>
+      </w:r>
+    </w:p>
+    <w:p>
+      <w:pPr>
+        <w:spacing w:after="0"/>
+      </w:pPr>
+      <w:r>
+        <w:t>Agricultural Data</w:t>
+      </w:r>
+    </w:p>
+    <w:p>
+      <w:pPr>
+        <w:spacing w:after="0"/>
+      </w:pPr>
+      <w:r>
+        <w:t xml:space="preserve">       +</w:t>
+      </w:r>
+    </w:p>
+    <w:p>
+      <w:pPr>
+        <w:spacing w:after="0"/>
+      </w:pPr>
+      <w:r>
+        <w:t>Weather Data</w:t>
+      </w:r>
+    </w:p>
+    <w:p>
+      <w:pPr>
+        <w:spacing w:after="0"/>
+      </w:pPr>
+      <w:r>
+        <w:t xml:space="preserve">       ↓</w:t>
+      </w:r>
+    </w:p>
+    <w:p>
+      <w:pPr>
+        <w:spacing w:after="0"/>
+      </w:pPr>
+      <w:r>
+        <w:t>Yield Prediction Model</w:t>
+      </w:r>
+    </w:p>
+    <w:p>
+      <w:pPr>
+        <w:spacing w:after="0"/>
+      </w:pPr>
+      <w:r>
+        <w:t xml:space="preserve">       ↓</w:t>
+      </w:r>
+    </w:p>
+    <w:p>
+      <w:pPr>
+        <w:spacing w:after="0"/>
+      </w:pPr>
+      <w:r>
+        <w:t>Predicted Crop Yield</w:t>
+      </w:r>
+    </w:p>
+    <w:p>
+      <w:pPr>
+        <w:spacing w:after="0"/>
+      </w:pPr>
+    </w:p>
+    <w:p>
+      <w:pPr>
+        <w:spacing w:after="0"/>
+      </w:pPr>
+    </w:p>
     <w:p/>
     <w:sectPr>
       <w:pgSz w:w="11906" w:h="16838"/>
